--- a/Record/week-1-record/Experiment_01_Record.docx
+++ b/Record/week-1-record/Experiment_01_Record.docx
@@ -37,7 +37,7 @@
       </w:r>
       <w:r>
         <w:br/>
-        <w:t>Student Name: Patnana Harsha Vardhan</w:t>
+        <w:t>Student Name: P. Harsha Vardhan</w:t>
       </w:r>
       <w:r>
         <w:br/>
